--- a/docs/项目说明文档_墨韵阁_赛事提交.docx
+++ b/docs/项目说明文档_墨韵阁_赛事提交.docx
@@ -2,7 +2,7 @@
 <file path=word/document.xml><?xml version="1.0" encoding="utf-8"?>
 <w:document xmlns:w="http://schemas.openxmlformats.org/wordprocessingml/2006/main" xmlns:m="http://schemas.openxmlformats.org/officeDocument/2006/math" xmlns:r="http://schemas.openxmlformats.org/officeDocument/2006/relationships" xmlns:o="urn:schemas-microsoft-com:office:office" xmlns:v="urn:schemas-microsoft-com:vml" xmlns:w10="urn:schemas-microsoft-com:office:word" xmlns:a="http://schemas.openxmlformats.org/drawingml/2006/main" xmlns:pic="http://schemas.openxmlformats.org/drawingml/2006/picture" xmlns:wp="http://schemas.openxmlformats.org/drawingml/2006/wordprocessingDrawing">
   <w:body>
-    <w:bookmarkStart w:id="18" w:name="墨韵阁-随节气流转的-ai-诗词书院"/>
+    <w:bookmarkStart w:id="20" w:name="墨韵阁-随节气流转的-ai-诗词书院"/>
     <w:p>
       <w:pPr>
         <w:pStyle w:val="Heading1"/>
@@ -1418,7 +1418,7 @@
         <w:rPr>
           <w:rStyle w:val="VerbatimChar"/>
         </w:rPr>
-        <w:t xml:space="preserve">lib/api.ts</w:t>
+        <w:t xml:space="preserve">lib/store.ts</w:t>
       </w:r>
       <w:r>
         <w:t xml:space="preserve">/</w:t>
@@ -1476,7 +1476,7 @@
       </w:r>
     </w:p>
     <w:bookmarkEnd w:id="11"/>
-    <w:bookmarkStart w:id="12" w:name="四ai-辅助编程工具使用记录"/>
+    <w:bookmarkStart w:id="14" w:name="四ai-辅助编程工具使用记录"/>
     <w:p>
       <w:pPr>
         <w:pStyle w:val="Heading2"/>
@@ -1505,7 +1505,7 @@
         <w:rPr>
           <w:rFonts w:hint="eastAsia"/>
         </w:rPr>
-        <w:t xml:space="preserve">本项目</w:t>
+        <w:t xml:space="preserve">本项目是</w:t>
       </w:r>
       <w:r>
         <w:rPr>
@@ -1513,43 +1513,63 @@
           <w:b/>
           <w:bCs/>
         </w:rPr>
-        <w:t xml:space="preserve">全程使用</w:t>
+        <w:t xml:space="preserve">两阶段人机协同开发</w:t>
+      </w:r>
+      <w:r>
+        <w:rPr>
+          <w:rFonts w:hint="eastAsia"/>
+        </w:rPr>
+        <w:t xml:space="preserve">：基础版本由</w:t>
+      </w:r>
+      <w:r>
+        <w:t xml:space="preserve"> </w:t>
       </w:r>
       <w:r>
         <w:rPr>
           <w:b/>
           <w:bCs/>
         </w:rPr>
-        <w:t xml:space="preserve"> AI </w:t>
-      </w:r>
-      <w:r>
-        <w:rPr>
-          <w:rFonts w:hint="eastAsia"/>
+        <w:t xml:space="preserve">Qclaw</w:t>
+      </w:r>
+      <w:r>
+        <w:rPr>
+          <w:rFonts w:hint="eastAsia"/>
+        </w:rPr>
+        <w:t xml:space="preserve">（AI</w:t>
+      </w:r>
+      <w:r>
+        <w:t xml:space="preserve"> </w:t>
+      </w:r>
+      <w:r>
+        <w:rPr>
+          <w:rFonts w:hint="eastAsia"/>
+        </w:rPr>
+        <w:t xml:space="preserve">辅助编程工具）完成主体功能开发；随后我们使用</w:t>
+      </w:r>
+      <w:r>
+        <w:t xml:space="preserve"> </w:t>
+      </w:r>
+      <w:r>
+        <w:rPr>
           <w:b/>
           <w:bCs/>
         </w:rPr>
-        <w:t xml:space="preserve">辅助编程工具（国内</w:t>
-      </w:r>
-      <w:r>
-        <w:rPr>
-          <w:b/>
-          <w:bCs/>
-        </w:rPr>
-        <w:t xml:space="preserve"> DeepCode </w:t>
-      </w:r>
-      <w:r>
-        <w:rPr>
-          <w:rFonts w:hint="eastAsia"/>
-          <w:b/>
-          <w:bCs/>
-        </w:rPr>
-        <w:t xml:space="preserve">智能体）进行人机协同开发</w:t>
-      </w:r>
-      <w:r>
-        <w:rPr>
-          <w:rFonts w:hint="eastAsia"/>
-        </w:rPr>
-        <w:t xml:space="preserve">，这与比赛”合理运用</w:t>
+        <w:t xml:space="preserve">DeepCode</w:t>
+      </w:r>
+      <w:r>
+        <w:rPr>
+          <w:rFonts w:hint="eastAsia"/>
+        </w:rPr>
+        <w:t xml:space="preserve">（AI</w:t>
+      </w:r>
+      <w:r>
+        <w:t xml:space="preserve"> </w:t>
+      </w:r>
+      <w:r>
+        <w:rPr>
+          <w:rFonts w:hint="eastAsia"/>
+        </w:rPr>
+        <w:t xml:space="preserve">编程智能体）在完整审阅代码的基础上，进行系统性缺陷修复与功能增强。两个阶段</w:t>
       </w:r>
       <w:r>
         <w:t xml:space="preserve"> AI </w:t>
@@ -1558,16 +1578,28 @@
         <w:rPr>
           <w:rFonts w:hint="eastAsia"/>
         </w:rPr>
-        <w:t xml:space="preserve">工具”的要求高度契合。以下按环节记录</w:t>
-      </w:r>
-      <w:r>
-        <w:t xml:space="preserve"> AI </w:t>
-      </w:r>
-      <w:r>
-        <w:rPr>
-          <w:rFonts w:hint="eastAsia"/>
-        </w:rPr>
-        <w:t xml:space="preserve">的使用与人工修改：</w:t>
+        <w:t xml:space="preserve">生成的代码均经过人工逐行审查、联调与回归验证后才合入主线。</w:t>
+      </w:r>
+    </w:p>
+    <w:bookmarkStart w:id="12" w:name="阶段一qclaw-基础版主体开发2026-07"/>
+    <w:p>
+      <w:pPr>
+        <w:pStyle w:val="Heading3"/>
+      </w:pPr>
+      <w:r>
+        <w:rPr>
+          <w:rFonts w:hint="eastAsia"/>
+        </w:rPr>
+        <w:t xml:space="preserve">阶段一：Qclaw</w:t>
+      </w:r>
+      <w:r>
+        <w:t xml:space="preserve"> —— </w:t>
+      </w:r>
+      <w:r>
+        <w:rPr>
+          <w:rFonts w:hint="eastAsia"/>
+        </w:rPr>
+        <w:t xml:space="preserve">基础版主体开发（2026-07）</w:t>
       </w:r>
     </w:p>
     <w:tbl>
@@ -1578,10 +1610,9 @@
         <w:tblLook w:firstRow="1" w:lastRow="0" w:firstColumn="0" w:lastColumn="0" w:noHBand="0" w:noVBand="0" w:val="0020"/>
       </w:tblPr>
       <w:tblGrid>
-        <w:gridCol w:w="896"/>
-        <w:gridCol w:w="2092"/>
-        <w:gridCol w:w="2092"/>
-        <w:gridCol w:w="2839"/>
+        <w:gridCol w:w="1397"/>
+        <w:gridCol w:w="3261"/>
+        <w:gridCol w:w="3261"/>
       </w:tblGrid>
       <w:tr>
         <w:trPr>
@@ -1608,29 +1639,6 @@
               <w:pStyle w:val="Compact"/>
             </w:pPr>
             <w:r>
-              <w:rPr>
-                <w:rFonts w:hint="eastAsia"/>
-              </w:rPr>
-              <w:t xml:space="preserve">使用的</w:t>
-            </w:r>
-            <w:r>
-              <w:t xml:space="preserve"> AI </w:t>
-            </w:r>
-            <w:r>
-              <w:rPr>
-                <w:rFonts w:hint="eastAsia"/>
-              </w:rPr>
-              <w:t xml:space="preserve">工具</w:t>
-            </w:r>
-          </w:p>
-        </w:tc>
-        <w:tc>
-          <w:tcPr/>
-          <w:p>
-            <w:pPr>
-              <w:pStyle w:val="Compact"/>
-            </w:pPr>
-            <w:r>
               <w:t xml:space="preserve">AI </w:t>
             </w:r>
             <w:r>
@@ -1651,7 +1659,7 @@
               <w:rPr>
                 <w:rFonts w:hint="eastAsia"/>
               </w:rPr>
-              <w:t xml:space="preserve">人工修改/决策的部分</w:t>
+              <w:t xml:space="preserve">人工修改/决策</w:t>
             </w:r>
           </w:p>
         </w:tc>
@@ -1667,61 +1675,62 @@
               <w:rPr>
                 <w:rFonts w:hint="eastAsia"/>
               </w:rPr>
-              <w:t xml:space="preserve">需求梳理</w:t>
-            </w:r>
-          </w:p>
-        </w:tc>
-        <w:tc>
-          <w:tcPr/>
-          <w:p>
-            <w:pPr>
-              <w:pStyle w:val="Compact"/>
-            </w:pPr>
-            <w:r>
-              <w:t xml:space="preserve">DeepCode </w:t>
-            </w:r>
-            <w:r>
-              <w:rPr>
-                <w:rFonts w:hint="eastAsia"/>
-              </w:rPr>
-              <w:t xml:space="preserve">智能体</w:t>
-            </w:r>
-          </w:p>
-        </w:tc>
-        <w:tc>
-          <w:tcPr/>
-          <w:p>
-            <w:pPr>
-              <w:pStyle w:val="Compact"/>
-            </w:pPr>
-            <w:r>
-              <w:rPr>
-                <w:rFonts w:hint="eastAsia"/>
-              </w:rPr>
-              <w:t xml:space="preserve">从”诗词收藏工具”点子展开功能清单、PRD</w:t>
-            </w:r>
-          </w:p>
-        </w:tc>
-        <w:tc>
-          <w:tcPr/>
-          <w:p>
-            <w:pPr>
-              <w:pStyle w:val="Compact"/>
-            </w:pPr>
-            <w:r>
-              <w:rPr>
-                <w:rFonts w:hint="eastAsia"/>
-              </w:rPr>
-              <w:t xml:space="preserve">人工确认定位（从私人藏书楼</w:t>
-            </w:r>
-            <w:r>
-              <w:t xml:space="preserve"> → </w:t>
-            </w:r>
-            <w:r>
-              <w:rPr>
-                <w:rFonts w:hint="eastAsia"/>
-              </w:rPr>
-              <w:t xml:space="preserve">公开书院）并拍板取舍</w:t>
+              <w:t xml:space="preserve">需求与架构</w:t>
+            </w:r>
+          </w:p>
+        </w:tc>
+        <w:tc>
+          <w:tcPr/>
+          <w:p>
+            <w:pPr>
+              <w:pStyle w:val="Compact"/>
+            </w:pPr>
+            <w:r>
+              <w:rPr>
+                <w:rFonts w:hint="eastAsia"/>
+              </w:rPr>
+              <w:t xml:space="preserve">多藏架构（6</w:t>
+            </w:r>
+            <w:r>
+              <w:t xml:space="preserve"> </w:t>
+            </w:r>
+            <w:r>
+              <w:rPr>
+                <w:rFonts w:hint="eastAsia"/>
+              </w:rPr>
+              <w:t xml:space="preserve">预置藏</w:t>
+            </w:r>
+            <w:r>
+              <w:t xml:space="preserve"> + </w:t>
+            </w:r>
+            <w:r>
+              <w:rPr>
+                <w:rFonts w:hint="eastAsia"/>
+              </w:rPr>
+              <w:t xml:space="preserve">自建藏）、24</w:t>
+            </w:r>
+            <w:r>
+              <w:t xml:space="preserve"> </w:t>
+            </w:r>
+            <w:r>
+              <w:rPr>
+                <w:rFonts w:hint="eastAsia"/>
+              </w:rPr>
+              <w:t xml:space="preserve">节气系统、数据模型（Poem/Collection）</w:t>
+            </w:r>
+          </w:p>
+        </w:tc>
+        <w:tc>
+          <w:tcPr/>
+          <w:p>
+            <w:pPr>
+              <w:pStyle w:val="Compact"/>
+            </w:pPr>
+            <w:r>
+              <w:rPr>
+                <w:rFonts w:hint="eastAsia"/>
+              </w:rPr>
+              <w:t xml:space="preserve">人工确定产品定位与核心功能范围</w:t>
             </w:r>
           </w:p>
         </w:tc>
@@ -1737,55 +1746,21 @@
               <w:rPr>
                 <w:rFonts w:hint="eastAsia"/>
               </w:rPr>
-              <w:t xml:space="preserve">架构设计</w:t>
-            </w:r>
-          </w:p>
-        </w:tc>
-        <w:tc>
-          <w:tcPr/>
-          <w:p>
-            <w:pPr>
-              <w:pStyle w:val="Compact"/>
-            </w:pPr>
-            <w:r>
-              <w:t xml:space="preserve">DeepCode</w:t>
-            </w:r>
-          </w:p>
-        </w:tc>
-        <w:tc>
-          <w:tcPr/>
-          <w:p>
-            <w:pPr>
-              <w:pStyle w:val="Compact"/>
-            </w:pPr>
-            <w:r>
-              <w:rPr>
-                <w:rFonts w:hint="eastAsia"/>
-              </w:rPr>
-              <w:t xml:space="preserve">数据模型（Poem/Collection/User）、Redis</w:t>
-            </w:r>
-            <w:r>
-              <w:t xml:space="preserve"> key </w:t>
-            </w:r>
-            <w:r>
-              <w:rPr>
-                <w:rFonts w:hint="eastAsia"/>
-              </w:rPr>
-              <w:t xml:space="preserve">设计</w:t>
-            </w:r>
-          </w:p>
-        </w:tc>
-        <w:tc>
-          <w:tcPr/>
-          <w:p>
-            <w:pPr>
-              <w:pStyle w:val="Compact"/>
-            </w:pPr>
-            <w:r>
-              <w:rPr>
-                <w:rFonts w:hint="eastAsia"/>
-              </w:rPr>
-              <w:t xml:space="preserve">人工决定”默认公开可切私密”、ADMIN_EMAIL</w:t>
+              <w:t xml:space="preserve">主体功能</w:t>
+            </w:r>
+          </w:p>
+        </w:tc>
+        <w:tc>
+          <w:tcPr/>
+          <w:p>
+            <w:pPr>
+              <w:pStyle w:val="Compact"/>
+            </w:pPr>
+            <w:r>
+              <w:rPr>
+                <w:rFonts w:hint="eastAsia"/>
+              </w:rPr>
+              <w:t xml:space="preserve">诗词增删改查、节气自动识别与季节色、全文/拼音/语义搜索、AI</w:t>
             </w:r>
             <w:r>
               <w:t xml:space="preserve"> </w:t>
@@ -1794,7 +1769,133 @@
               <w:rPr>
                 <w:rFonts w:hint="eastAsia"/>
               </w:rPr>
-              <w:t xml:space="preserve">继承旧数据等业务规则</w:t>
+              <w:t xml:space="preserve">赏析与</w:t>
+            </w:r>
+            <w:r>
+              <w:t xml:space="preserve"> AI </w:t>
+            </w:r>
+            <w:r>
+              <w:rPr>
+                <w:rFonts w:hint="eastAsia"/>
+              </w:rPr>
+              <w:t xml:space="preserve">配图（两步生图）、诗词接龙、Canvas</w:t>
+            </w:r>
+            <w:r>
+              <w:t xml:space="preserve"> </w:t>
+            </w:r>
+            <w:r>
+              <w:rPr>
+                <w:rFonts w:hint="eastAsia"/>
+              </w:rPr>
+              <w:t xml:space="preserve">分享卡片、每日一诗、数据备份、PWA</w:t>
+            </w:r>
+            <w:r>
+              <w:t xml:space="preserve"> </w:t>
+            </w:r>
+            <w:r>
+              <w:rPr>
+                <w:rFonts w:hint="eastAsia"/>
+              </w:rPr>
+              <w:t xml:space="preserve">离线、暗色模式、数据统计</w:t>
+            </w:r>
+          </w:p>
+        </w:tc>
+        <w:tc>
+          <w:tcPr/>
+          <w:p>
+            <w:pPr>
+              <w:pStyle w:val="Compact"/>
+            </w:pPr>
+            <w:r>
+              <w:rPr>
+                <w:rFonts w:hint="eastAsia"/>
+              </w:rPr>
+              <w:t xml:space="preserve">人工审查每个功能并做界面联调</w:t>
+            </w:r>
+          </w:p>
+        </w:tc>
+      </w:tr>
+    </w:tbl>
+    <w:bookmarkEnd w:id="12"/>
+    <w:bookmarkStart w:id="13" w:name="阶段二deepcode-缺陷修复与功能增强2026-08我们接手后"/>
+    <w:p>
+      <w:pPr>
+        <w:pStyle w:val="Heading3"/>
+      </w:pPr>
+      <w:r>
+        <w:rPr>
+          <w:rFonts w:hint="eastAsia"/>
+        </w:rPr>
+        <w:t xml:space="preserve">阶段二：DeepCode</w:t>
+      </w:r>
+      <w:r>
+        <w:t xml:space="preserve"> —— </w:t>
+      </w:r>
+      <w:r>
+        <w:rPr>
+          <w:rFonts w:hint="eastAsia"/>
+        </w:rPr>
+        <w:t xml:space="preserve">缺陷修复与功能增强（2026-08，我们接手后）</w:t>
+      </w:r>
+    </w:p>
+    <w:tbl>
+      <w:tblPr>
+        <w:tblStyle w:val="Table"/>
+        <w:tblW w:type="pct" w:w="5000"/>
+        <w:tblLayout w:type="fixed"/>
+        <w:tblLook w:firstRow="1" w:lastRow="0" w:firstColumn="0" w:lastColumn="0" w:noHBand="0" w:noVBand="0" w:val="0020"/>
+      </w:tblPr>
+      <w:tblGrid>
+        <w:gridCol w:w="1397"/>
+        <w:gridCol w:w="3261"/>
+        <w:gridCol w:w="3261"/>
+      </w:tblGrid>
+      <w:tr>
+        <w:trPr>
+          <w:tblHeader w:val="on"/>
+        </w:trPr>
+        <w:tc>
+          <w:tcPr/>
+          <w:p>
+            <w:pPr>
+              <w:pStyle w:val="Compact"/>
+            </w:pPr>
+            <w:r>
+              <w:rPr>
+                <w:rFonts w:hint="eastAsia"/>
+              </w:rPr>
+              <w:t xml:space="preserve">环节</w:t>
+            </w:r>
+          </w:p>
+        </w:tc>
+        <w:tc>
+          <w:tcPr/>
+          <w:p>
+            <w:pPr>
+              <w:pStyle w:val="Compact"/>
+            </w:pPr>
+            <w:r>
+              <w:t xml:space="preserve">AI </w:t>
+            </w:r>
+            <w:r>
+              <w:rPr>
+                <w:rFonts w:hint="eastAsia"/>
+              </w:rPr>
+              <w:t xml:space="preserve">生成了什么</w:t>
+            </w:r>
+          </w:p>
+        </w:tc>
+        <w:tc>
+          <w:tcPr/>
+          <w:p>
+            <w:pPr>
+              <w:pStyle w:val="Compact"/>
+            </w:pPr>
+            <w:r>
+              <w:rPr>
+                <w:rFonts w:hint="eastAsia"/>
+              </w:rPr>
+              <w:t xml:space="preserve">人工修改/决策</w:t>
             </w:r>
           </w:p>
         </w:tc>
@@ -1810,82 +1911,44 @@
               <w:rPr>
                 <w:rFonts w:hint="eastAsia"/>
               </w:rPr>
-              <w:t xml:space="preserve">代码生成</w:t>
-            </w:r>
-          </w:p>
-        </w:tc>
-        <w:tc>
-          <w:tcPr/>
-          <w:p>
-            <w:pPr>
-              <w:pStyle w:val="Compact"/>
-            </w:pPr>
-            <w:r>
-              <w:t xml:space="preserve">DeepCode</w:t>
-            </w:r>
-          </w:p>
-        </w:tc>
-        <w:tc>
-          <w:tcPr/>
-          <w:p>
-            <w:pPr>
-              <w:pStyle w:val="Compact"/>
-            </w:pPr>
-            <w:r>
-              <w:rPr>
-                <w:rFonts w:hint="eastAsia"/>
-              </w:rPr>
-              <w:t xml:space="preserve">节气元数据、PoemCard、搜索组件、AI</w:t>
-            </w:r>
-            <w:r>
-              <w:t xml:space="preserve"> </w:t>
-            </w:r>
-            <w:r>
-              <w:rPr>
-                <w:rFonts w:hint="eastAsia"/>
-              </w:rPr>
-              <w:t xml:space="preserve">续写</w:t>
-            </w:r>
-            <w:r>
-              <w:t xml:space="preserve"> </w:t>
-            </w:r>
-            <w:r>
-              <w:rPr>
-                <w:rFonts w:hint="eastAsia"/>
-              </w:rPr>
-              <w:t xml:space="preserve">API、收藏</w:t>
-            </w:r>
-            <w:r>
-              <w:t xml:space="preserve"> API </w:t>
-            </w:r>
-            <w:r>
-              <w:rPr>
-                <w:rFonts w:hint="eastAsia"/>
-              </w:rPr>
-              <w:t xml:space="preserve">等大量代码</w:t>
-            </w:r>
-          </w:p>
-        </w:tc>
-        <w:tc>
-          <w:tcPr/>
-          <w:p>
-            <w:pPr>
-              <w:pStyle w:val="Compact"/>
-            </w:pPr>
-            <w:r>
-              <w:rPr>
-                <w:rFonts w:hint="eastAsia"/>
-              </w:rPr>
-              <w:t xml:space="preserve">人工审查每个</w:t>
-            </w:r>
-            <w:r>
-              <w:t xml:space="preserve"> </w:t>
-            </w:r>
-            <w:r>
-              <w:rPr>
-                <w:rFonts w:hint="eastAsia"/>
-              </w:rPr>
-              <w:t xml:space="preserve">diff，修正类型错误、补边界处理</w:t>
+              <w:t xml:space="preserve">全量代码审查与缺陷修复</w:t>
+            </w:r>
+          </w:p>
+        </w:tc>
+        <w:tc>
+          <w:tcPr/>
+          <w:p>
+            <w:pPr>
+              <w:pStyle w:val="Compact"/>
+            </w:pPr>
+            <w:r>
+              <w:rPr>
+                <w:rFonts w:hint="eastAsia"/>
+              </w:rPr>
+              <w:t xml:space="preserve">定位并修复</w:t>
+            </w:r>
+            <w:r>
+              <w:t xml:space="preserve"> 15 </w:t>
+            </w:r>
+            <w:r>
+              <w:rPr>
+                <w:rFonts w:hint="eastAsia"/>
+              </w:rPr>
+              <w:t xml:space="preserve">项缺陷（节气表数据、热力图日期、密码硬编码、标签池不统一、回收站清理等）</w:t>
+            </w:r>
+          </w:p>
+        </w:tc>
+        <w:tc>
+          <w:tcPr/>
+          <w:p>
+            <w:pPr>
+              <w:pStyle w:val="Compact"/>
+            </w:pPr>
+            <w:r>
+              <w:rPr>
+                <w:rFonts w:hint="eastAsia"/>
+              </w:rPr>
+              <w:t xml:space="preserve">人工确认修复方案、逐项回归验证</w:t>
             </w:r>
           </w:p>
         </w:tc>
@@ -1901,55 +1964,53 @@
               <w:rPr>
                 <w:rFonts w:hint="eastAsia"/>
               </w:rPr>
-              <w:t xml:space="preserve">缺陷修复</w:t>
-            </w:r>
-          </w:p>
-        </w:tc>
-        <w:tc>
-          <w:tcPr/>
-          <w:p>
-            <w:pPr>
-              <w:pStyle w:val="Compact"/>
-            </w:pPr>
-            <w:r>
-              <w:t xml:space="preserve">DeepCode</w:t>
-            </w:r>
-          </w:p>
-        </w:tc>
-        <w:tc>
-          <w:tcPr/>
-          <w:p>
-            <w:pPr>
-              <w:pStyle w:val="Compact"/>
-            </w:pPr>
-            <w:r>
-              <w:rPr>
-                <w:rFonts w:hint="eastAsia"/>
-              </w:rPr>
-              <w:t xml:space="preserve">诊断并修复</w:t>
-            </w:r>
-            <w:r>
-              <w:t xml:space="preserve"> 15 </w:t>
-            </w:r>
-            <w:r>
-              <w:rPr>
-                <w:rFonts w:hint="eastAsia"/>
-              </w:rPr>
-              <w:t xml:space="preserve">项缺陷（节气表/热力图/密码安全等）</w:t>
-            </w:r>
-          </w:p>
-        </w:tc>
-        <w:tc>
-          <w:tcPr/>
-          <w:p>
-            <w:pPr>
-              <w:pStyle w:val="Compact"/>
-            </w:pPr>
-            <w:r>
-              <w:rPr>
-                <w:rFonts w:hint="eastAsia"/>
-              </w:rPr>
-              <w:t xml:space="preserve">人工确认修复方案与回归验证</w:t>
+              <w:t xml:space="preserve">遗留风险修复</w:t>
+            </w:r>
+          </w:p>
+        </w:tc>
+        <w:tc>
+          <w:tcPr/>
+          <w:p>
+            <w:pPr>
+              <w:pStyle w:val="Compact"/>
+            </w:pPr>
+            <w:r>
+              <w:rPr>
+                <w:rFonts w:hint="eastAsia"/>
+              </w:rPr>
+              <w:t xml:space="preserve">写操作安全加固（未配置即拒绝）、AI</w:t>
+            </w:r>
+            <w:r>
+              <w:t xml:space="preserve"> </w:t>
+            </w:r>
+            <w:r>
+              <w:rPr>
+                <w:rFonts w:hint="eastAsia"/>
+              </w:rPr>
+              <w:t xml:space="preserve">配图自包含存储、TTS</w:t>
+            </w:r>
+            <w:r>
+              <w:t xml:space="preserve"> </w:t>
+            </w:r>
+            <w:r>
+              <w:rPr>
+                <w:rFonts w:hint="eastAsia"/>
+              </w:rPr>
+              <w:t xml:space="preserve">静态音频、异地备份、首屏体积优化（235→196KB）</w:t>
+            </w:r>
+          </w:p>
+        </w:tc>
+        <w:tc>
+          <w:tcPr/>
+          <w:p>
+            <w:pPr>
+              <w:pStyle w:val="Compact"/>
+            </w:pPr>
+            <w:r>
+              <w:rPr>
+                <w:rFonts w:hint="eastAsia"/>
+              </w:rPr>
+              <w:t xml:space="preserve">人工确认部署策略与数据方案</w:t>
             </w:r>
           </w:p>
         </w:tc>
@@ -1965,46 +2026,295 @@
               <w:rPr>
                 <w:rFonts w:hint="eastAsia"/>
               </w:rPr>
-              <w:t xml:space="preserve">文档撰写</w:t>
-            </w:r>
-          </w:p>
-        </w:tc>
-        <w:tc>
-          <w:tcPr/>
-          <w:p>
-            <w:pPr>
-              <w:pStyle w:val="Compact"/>
-            </w:pPr>
-            <w:r>
-              <w:t xml:space="preserve">DeepCode</w:t>
-            </w:r>
-          </w:p>
-        </w:tc>
-        <w:tc>
-          <w:tcPr/>
-          <w:p>
-            <w:pPr>
-              <w:pStyle w:val="Compact"/>
-            </w:pPr>
-            <w:r>
-              <w:rPr>
-                <w:rFonts w:hint="eastAsia"/>
-              </w:rPr>
-              <w:t xml:space="preserve">对话记录、改动汇总、部署清单</w:t>
-            </w:r>
-          </w:p>
-        </w:tc>
-        <w:tc>
-          <w:tcPr/>
-          <w:p>
-            <w:pPr>
-              <w:pStyle w:val="Compact"/>
-            </w:pPr>
-            <w:r>
-              <w:rPr>
-                <w:rFonts w:hint="eastAsia"/>
-              </w:rPr>
-              <w:t xml:space="preserve">人工核对内容与实际情况一致</w:t>
+              <w:t xml:space="preserve">功能增强（P1）</w:t>
+            </w:r>
+          </w:p>
+        </w:tc>
+        <w:tc>
+          <w:tcPr/>
+          <w:p>
+            <w:pPr>
+              <w:pStyle w:val="Compact"/>
+            </w:pPr>
+            <w:r>
+              <w:rPr>
+                <w:rFonts w:hint="eastAsia"/>
+              </w:rPr>
+              <w:t xml:space="preserve">经典诗词一键导入、诗词日历、列表连续朗读、分享公开页、统计增强、批量打标签、骨架屏、无障碍等</w:t>
+            </w:r>
+          </w:p>
+        </w:tc>
+        <w:tc>
+          <w:tcPr/>
+          <w:p>
+            <w:pPr>
+              <w:pStyle w:val="Compact"/>
+            </w:pPr>
+            <w:r>
+              <w:rPr>
+                <w:rFonts w:hint="eastAsia"/>
+              </w:rPr>
+              <w:t xml:space="preserve">人工拍板功能取舍，避免过度设计</w:t>
+            </w:r>
+          </w:p>
+        </w:tc>
+      </w:tr>
+      <w:tr>
+        <w:tc>
+          <w:tcPr/>
+          <w:p>
+            <w:pPr>
+              <w:pStyle w:val="Compact"/>
+            </w:pPr>
+            <w:r>
+              <w:rPr>
+                <w:rFonts w:hint="eastAsia"/>
+              </w:rPr>
+              <w:t xml:space="preserve">多用户公开化</w:t>
+            </w:r>
+          </w:p>
+        </w:tc>
+        <w:tc>
+          <w:tcPr/>
+          <w:p>
+            <w:pPr>
+              <w:pStyle w:val="Compact"/>
+            </w:pPr>
+            <w:r>
+              <w:rPr>
+                <w:rFonts w:hint="eastAsia"/>
+              </w:rPr>
+              <w:t xml:space="preserve">邮箱+密码登录（scrypt</w:t>
+            </w:r>
+            <w:r>
+              <w:t xml:space="preserve"> </w:t>
+            </w:r>
+            <w:r>
+              <w:rPr>
+                <w:rFonts w:hint="eastAsia"/>
+              </w:rPr>
+              <w:t xml:space="preserve">哈希）、Bearer</w:t>
+            </w:r>
+            <w:r>
+              <w:t xml:space="preserve"> </w:t>
+            </w:r>
+            <w:r>
+              <w:rPr>
+                <w:rFonts w:hint="eastAsia"/>
+              </w:rPr>
+              <w:t xml:space="preserve">会话、数据归属、公开-私密可见性、管理员继承旧数据</w:t>
+            </w:r>
+          </w:p>
+        </w:tc>
+        <w:tc>
+          <w:tcPr/>
+          <w:p>
+            <w:pPr>
+              <w:pStyle w:val="Compact"/>
+            </w:pPr>
+            <w:r>
+              <w:rPr>
+                <w:rFonts w:hint="eastAsia"/>
+              </w:rPr>
+              <w:t xml:space="preserve">人工决策：邮箱+密码、默认公开可切私密、ADMIN_EMAIL</w:t>
+            </w:r>
+            <w:r>
+              <w:t xml:space="preserve"> </w:t>
+            </w:r>
+            <w:r>
+              <w:rPr>
+                <w:rFonts w:hint="eastAsia"/>
+              </w:rPr>
+              <w:t xml:space="preserve">继承方案</w:t>
+            </w:r>
+          </w:p>
+        </w:tc>
+      </w:tr>
+      <w:tr>
+        <w:tc>
+          <w:tcPr/>
+          <w:p>
+            <w:pPr>
+              <w:pStyle w:val="Compact"/>
+            </w:pPr>
+            <w:r>
+              <w:t xml:space="preserve">AI </w:t>
+            </w:r>
+            <w:r>
+              <w:rPr>
+                <w:rFonts w:hint="eastAsia"/>
+              </w:rPr>
+              <w:t xml:space="preserve">深度集成</w:t>
+            </w:r>
+          </w:p>
+        </w:tc>
+        <w:tc>
+          <w:tcPr/>
+          <w:p>
+            <w:pPr>
+              <w:pStyle w:val="Compact"/>
+            </w:pPr>
+            <w:r>
+              <w:t xml:space="preserve">AI </w:t>
+            </w:r>
+            <w:r>
+              <w:rPr>
+                <w:rFonts w:hint="eastAsia"/>
+              </w:rPr>
+              <w:t xml:space="preserve">续写（保持句式韵脚）、AI</w:t>
+            </w:r>
+            <w:r>
+              <w:t xml:space="preserve"> </w:t>
+            </w:r>
+            <w:r>
+              <w:rPr>
+                <w:rFonts w:hint="eastAsia"/>
+              </w:rPr>
+              <w:t xml:space="preserve">仿写（按主题/风格创作）</w:t>
+            </w:r>
+          </w:p>
+        </w:tc>
+        <w:tc>
+          <w:tcPr/>
+          <w:p>
+            <w:pPr>
+              <w:pStyle w:val="Compact"/>
+            </w:pPr>
+            <w:r>
+              <w:rPr>
+                <w:rFonts w:hint="eastAsia"/>
+              </w:rPr>
+              <w:t xml:space="preserve">人工设计提示词与交互（写诗页按钮）</w:t>
+            </w:r>
+          </w:p>
+        </w:tc>
+      </w:tr>
+      <w:tr>
+        <w:tc>
+          <w:tcPr/>
+          <w:p>
+            <w:pPr>
+              <w:pStyle w:val="Compact"/>
+            </w:pPr>
+            <w:r>
+              <w:rPr>
+                <w:rFonts w:hint="eastAsia"/>
+              </w:rPr>
+              <w:t xml:space="preserve">内容社区化</w:t>
+            </w:r>
+          </w:p>
+        </w:tc>
+        <w:tc>
+          <w:tcPr/>
+          <w:p>
+            <w:pPr>
+              <w:pStyle w:val="Compact"/>
+            </w:pPr>
+            <w:r>
+              <w:rPr>
+                <w:rFonts w:hint="eastAsia"/>
+              </w:rPr>
+              <w:t xml:space="preserve">真实收藏（去重计数）、评论系统、关注关系、节气同题创作、用户主页</w:t>
+            </w:r>
+          </w:p>
+        </w:tc>
+        <w:tc>
+          <w:tcPr/>
+          <w:p>
+            <w:pPr>
+              <w:pStyle w:val="Compact"/>
+            </w:pPr>
+            <w:r>
+              <w:rPr>
+                <w:rFonts w:hint="eastAsia"/>
+              </w:rPr>
+              <w:t xml:space="preserve">人工确认权限规则（评论仅本人或诗作者可删、不能关注自己等）</w:t>
+            </w:r>
+          </w:p>
+        </w:tc>
+      </w:tr>
+      <w:tr>
+        <w:tc>
+          <w:tcPr/>
+          <w:p>
+            <w:pPr>
+              <w:pStyle w:val="Compact"/>
+            </w:pPr>
+            <w:r>
+              <w:rPr>
+                <w:rFonts w:hint="eastAsia"/>
+              </w:rPr>
+              <w:t xml:space="preserve">模块化重构</w:t>
+            </w:r>
+          </w:p>
+        </w:tc>
+        <w:tc>
+          <w:tcPr/>
+          <w:p>
+            <w:pPr>
+              <w:pStyle w:val="Compact"/>
+            </w:pPr>
+            <w:r>
+              <w:rPr>
+                <w:rFonts w:hint="eastAsia"/>
+              </w:rPr>
+              <w:t xml:space="preserve">抽取统一数据访问层</w:t>
+            </w:r>
+            <w:r>
+              <w:t xml:space="preserve"> </w:t>
+            </w:r>
+            <w:r>
+              <w:rPr>
+                <w:rStyle w:val="VerbatimChar"/>
+              </w:rPr>
+              <w:t xml:space="preserve">lib/store.ts</w:t>
+            </w:r>
+            <w:r>
+              <w:rPr>
+                <w:rFonts w:hint="eastAsia"/>
+              </w:rPr>
+              <w:t xml:space="preserve">，消除</w:t>
+            </w:r>
+            <w:r>
+              <w:t xml:space="preserve"> 9 </w:t>
+            </w:r>
+            <w:r>
+              <w:rPr>
+                <w:rFonts w:hint="eastAsia"/>
+              </w:rPr>
+              <w:t xml:space="preserve">个</w:t>
+            </w:r>
+            <w:r>
+              <w:t xml:space="preserve"> API </w:t>
+            </w:r>
+            <w:r>
+              <w:rPr>
+                <w:rFonts w:hint="eastAsia"/>
+              </w:rPr>
+              <w:t xml:space="preserve">路由约</w:t>
+            </w:r>
+            <w:r>
+              <w:t xml:space="preserve"> 300 </w:t>
+            </w:r>
+            <w:r>
+              <w:rPr>
+                <w:rFonts w:hint="eastAsia"/>
+              </w:rPr>
+              <w:t xml:space="preserve">行重复代码</w:t>
+            </w:r>
+          </w:p>
+        </w:tc>
+        <w:tc>
+          <w:tcPr/>
+          <w:p>
+            <w:pPr>
+              <w:pStyle w:val="Compact"/>
+            </w:pPr>
+            <w:r>
+              <w:rPr>
+                <w:rFonts w:hint="eastAsia"/>
+              </w:rPr>
+              <w:t xml:space="preserve">人工验证构建与全链路回归</w:t>
             </w:r>
           </w:p>
         </w:tc>
@@ -2026,7 +2336,16 @@
         <w:rPr>
           <w:rFonts w:hint="eastAsia"/>
         </w:rPr>
-        <w:t xml:space="preserve">：</w:t>
+        <w:t xml:space="preserve">（DeepCode</w:t>
+      </w:r>
+      <w:r>
+        <w:t xml:space="preserve"> </w:t>
+      </w:r>
+      <w:r>
+        <w:rPr>
+          <w:rFonts w:hint="eastAsia"/>
+        </w:rPr>
+        <w:t xml:space="preserve">阶段）：</w:t>
       </w:r>
       <w:r>
         <w:t xml:space="preserve"> </w:t>
@@ -2065,7 +2384,7 @@
           <w:b/>
           <w:bCs/>
         </w:rPr>
-        <w:t xml:space="preserve">人工修复</w:t>
+        <w:t xml:space="preserve">人工定位根因修复</w:t>
       </w:r>
       <w:r>
         <w:rPr>
@@ -2357,8 +2676,64 @@
         <w:t xml:space="preserve">无法真分包”（框架版本限制），建议不做深层分包，人工采纳避免过度工程。</w:t>
       </w:r>
     </w:p>
-    <w:bookmarkEnd w:id="12"/>
-    <w:bookmarkStart w:id="13" w:name="五开发中的关键问题与解决记录"/>
+    <w:p>
+      <w:pPr>
+        <w:pStyle w:val="BodyText"/>
+      </w:pPr>
+      <w:r>
+        <w:rPr>
+          <w:rFonts w:hint="eastAsia"/>
+          <w:b/>
+          <w:bCs/>
+        </w:rPr>
+        <w:t xml:space="preserve">工具使用小结</w:t>
+      </w:r>
+      <w:r>
+        <w:rPr>
+          <w:rFonts w:hint="eastAsia"/>
+        </w:rPr>
+        <w:t xml:space="preserve">：Qclaw</w:t>
+      </w:r>
+      <w:r>
+        <w:t xml:space="preserve"> </w:t>
+      </w:r>
+      <w:r>
+        <w:rPr>
+          <w:rFonts w:hint="eastAsia"/>
+        </w:rPr>
+        <w:t xml:space="preserve">用于基础版本快速成型；DeepCode</w:t>
+      </w:r>
+      <w:r>
+        <w:t xml:space="preserve"> </w:t>
+      </w:r>
+      <w:r>
+        <w:rPr>
+          <w:rFonts w:hint="eastAsia"/>
+        </w:rPr>
+        <w:t xml:space="preserve">用于代码审查、缺陷定位、功能增强与重构。人工始终负责需求决策、代码审查、测试验证与部署——AI</w:t>
+      </w:r>
+      <w:r>
+        <w:t xml:space="preserve"> </w:t>
+      </w:r>
+      <w:r>
+        <w:rPr>
+          <w:rFonts w:hint="eastAsia"/>
+        </w:rPr>
+        <w:t xml:space="preserve">是”协作者”而非”替代者”，这正是本作品在</w:t>
+      </w:r>
+      <w:r>
+        <w:t xml:space="preserve"> AI </w:t>
+      </w:r>
+      <w:r>
+        <w:rPr>
+          <w:rFonts w:hint="eastAsia"/>
+        </w:rPr>
+        <w:t xml:space="preserve">辅助编程方面的真实实践。</w:t>
+      </w:r>
+    </w:p>
+    <w:bookmarkEnd w:id="13"/>
+    <w:bookmarkEnd w:id="14"/>
+    <w:bookmarkStart w:id="15" w:name="五开发中的关键问题与解决记录"/>
     <w:p>
       <w:pPr>
         <w:pStyle w:val="Heading2"/>
@@ -2887,8 +3262,8 @@
         <w:t xml:space="preserve">）端到端实测，如注册→登录→建诗→收藏→评论→关注全链路验证，测试数据清理后上线。</w:t>
       </w:r>
     </w:p>
-    <w:bookmarkEnd w:id="13"/>
-    <w:bookmarkStart w:id="14" w:name="六团队分工"/>
+    <w:bookmarkEnd w:id="15"/>
+    <w:bookmarkStart w:id="16" w:name="六团队分工"/>
     <w:p>
       <w:pPr>
         <w:pStyle w:val="Heading2"/>
@@ -3079,8 +3454,8 @@
         </w:pict>
       </w:r>
     </w:p>
-    <w:bookmarkEnd w:id="14"/>
-    <w:bookmarkStart w:id="15" w:name="七作品访问"/>
+    <w:bookmarkEnd w:id="16"/>
+    <w:bookmarkStart w:id="17" w:name="七作品访问"/>
     <w:p>
       <w:pPr>
         <w:pStyle w:val="Heading2"/>
@@ -3161,8 +3536,8 @@
         <w:t xml:space="preserve">域名）</w:t>
       </w:r>
     </w:p>
-    <w:bookmarkEnd w:id="15"/>
-    <w:bookmarkStart w:id="16" w:name="附核心代码片段"/>
+    <w:bookmarkEnd w:id="17"/>
+    <w:bookmarkStart w:id="18" w:name="附核心代码片段"/>
     <w:p>
       <w:pPr>
         <w:pStyle w:val="Heading2"/>
@@ -3965,8 +4340,8 @@
         <w:t xml:space="preserve">使用记录”材料。）</w:t>
       </w:r>
     </w:p>
-    <w:bookmarkEnd w:id="16"/>
-    <w:bookmarkStart w:id="17" w:name="附运行截图"/>
+    <w:bookmarkEnd w:id="18"/>
+    <w:bookmarkStart w:id="19" w:name="附运行截图"/>
     <w:p>
       <w:pPr>
         <w:pStyle w:val="Heading2"/>
@@ -4006,8 +4381,8 @@
         <w:t xml:space="preserve">续写、评论区等运行截图）</w:t>
       </w:r>
     </w:p>
-    <w:bookmarkEnd w:id="17"/>
-    <w:bookmarkEnd w:id="18"/>
+    <w:bookmarkEnd w:id="19"/>
+    <w:bookmarkEnd w:id="20"/>
     <w:sectPr>
       <w:footnotePr>
         <w:numRestart w:val="eachSect"/>
